--- a/src/Tests/Tests.Numbering.Net.verified.docx
+++ b/src/Tests/Tests.Numbering.Net.verified.docx
@@ -363,7 +363,7 @@
           <w:sz w:val="21"/>
         </w:rPr>
       </w:pPr>
-      <w:hyperlink r:id="rId4">
+      <w:hyperlink r:id="DeterministicId3">
         <w:r>
           <w:rPr>
             <w:rStyle w:val="InternetLink"/>
@@ -497,7 +497,7 @@
             <wp:cNvGraphicFramePr/>
             <a:graphic xmlns:a="http://schemas.openxmlformats.org/drawingml/2006/main">
               <a:graphicData uri="http://schemas.openxmlformats.org/drawingml/2006/chart">
-                <c:chart xmlns:c="http://schemas.openxmlformats.org/drawingml/2006/chart" xmlns:r="http://schemas.openxmlformats.org/officeDocument/2006/relationships" r:id="rId5"/>
+                <c:chart xmlns:c="http://schemas.openxmlformats.org/drawingml/2006/chart" xmlns:r="http://schemas.openxmlformats.org/officeDocument/2006/relationships" r:id="DeterministicId1"/>
               </a:graphicData>
             </a:graphic>
           </wp:inline>

--- a/src/Tests/Tests.Numbering.Net.verified.docx
+++ b/src/Tests/Tests.Numbering.Net.verified.docx
@@ -2224,7 +2224,7 @@
                     </pic:cNvPicPr>
                   </pic:nvPicPr>
                   <pic:blipFill>
-                    <a:blip xmlns:r="http://schemas.openxmlformats.org/officeDocument/2006/relationships" r:embed="rId6"/>
+                    <a:blip xmlns:r="http://schemas.openxmlformats.org/officeDocument/2006/relationships" r:embed="DeterministicId4"/>
                     <a:stretch>
                       <a:fillRect/>
                     </a:stretch>
